--- a/report/SSNW_Report.docx
+++ b/report/SSNW_Report.docx
@@ -18,8 +18,8 @@
           <w:szCs w:val="26"/>
         </w:rPr>
       </w:pPr>
-      <w:bookmarkStart w:id="0" w:name="_Hlk215325994"/>
-      <w:bookmarkStart w:id="1" w:name="_Hlk215326008"/>
+      <w:bookmarkStart w:id="0" w:name="_Hlk215326008"/>
+      <w:bookmarkStart w:id="1" w:name="_Hlk215325994"/>
       <w:r>
         <w:rPr>
           <w:rFonts w:eastAsiaTheme="minorHAnsi"/>
@@ -28,7 +28,7 @@
           <w:sz w:val="32"/>
         </w:rPr>
         <w:drawing>
-          <wp:anchor distT="0" distB="0" distL="114300" distR="114300" simplePos="0" relativeHeight="251659264" behindDoc="1" locked="0" layoutInCell="1" allowOverlap="1" wp14:anchorId="13E016C7" wp14:editId="6E23114D">
+          <wp:anchor distT="0" distB="0" distL="114300" distR="114300" simplePos="0" relativeHeight="251659264" behindDoc="1" locked="0" layoutInCell="1" allowOverlap="1" wp14:anchorId="13E016C7" wp14:editId="6E23782E">
             <wp:simplePos x="0" y="0"/>
             <wp:positionH relativeFrom="margin">
               <wp:posOffset>-220436</wp:posOffset>
@@ -68,7 +68,7 @@
                   <pic:spPr bwMode="auto">
                     <a:xfrm>
                       <a:off x="0" y="0"/>
-                      <a:ext cx="6510849" cy="8953270"/>
+                      <a:ext cx="6504816" cy="8944973"/>
                     </a:xfrm>
                     <a:prstGeom prst="rect">
                       <a:avLst/>
@@ -157,15 +157,15 @@
         <mc:AlternateContent>
           <mc:Choice Requires="wps">
             <w:drawing>
-              <wp:anchor distT="0" distB="0" distL="114300" distR="114300" simplePos="0" relativeHeight="251661312" behindDoc="0" locked="0" layoutInCell="1" allowOverlap="1" wp14:anchorId="045D3BA9" wp14:editId="07C68768">
+              <wp:anchor distT="0" distB="0" distL="114300" distR="114300" simplePos="0" relativeHeight="251661312" behindDoc="0" locked="0" layoutInCell="1" allowOverlap="1" wp14:anchorId="045D3BA9" wp14:editId="3FF5F57C">
                 <wp:simplePos x="0" y="0"/>
                 <wp:positionH relativeFrom="column">
-                  <wp:posOffset>1746949</wp:posOffset>
+                  <wp:posOffset>1912620</wp:posOffset>
                 </wp:positionH>
                 <wp:positionV relativeFrom="paragraph">
-                  <wp:posOffset>173355</wp:posOffset>
+                  <wp:posOffset>194945</wp:posOffset>
                 </wp:positionV>
-                <wp:extent cx="2247900" cy="0"/>
+                <wp:extent cx="2148840" cy="0"/>
                 <wp:effectExtent l="0" t="0" r="0" b="0"/>
                 <wp:wrapNone/>
                 <wp:docPr id="1715179786" name="Straight Connector 4"/>
@@ -177,7 +177,7 @@
                       <wps:spPr>
                         <a:xfrm>
                           <a:off x="0" y="0"/>
-                          <a:ext cx="2247900" cy="0"/>
+                          <a:ext cx="2148840" cy="0"/>
                         </a:xfrm>
                         <a:prstGeom prst="line">
                           <a:avLst/>
@@ -201,12 +201,15 @@
                     </wps:wsp>
                   </a:graphicData>
                 </a:graphic>
+                <wp14:sizeRelH relativeFrom="margin">
+                  <wp14:pctWidth>0</wp14:pctWidth>
+                </wp14:sizeRelH>
               </wp:anchor>
             </w:drawing>
           </mc:Choice>
           <mc:Fallback>
             <w:pict>
-              <v:line w14:anchorId="65213331" id="Straight Connector 4" o:spid="_x0000_s1026" style="position:absolute;z-index:251661312;visibility:visible;mso-wrap-style:square;mso-wrap-distance-left:9pt;mso-wrap-distance-top:0;mso-wrap-distance-right:9pt;mso-wrap-distance-bottom:0;mso-position-horizontal:absolute;mso-position-horizontal-relative:text;mso-position-vertical:absolute;mso-position-vertical-relative:text" from="137.55pt,13.65pt" to="314.55pt,13.65pt" o:gfxdata="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" strokecolor="black [3200]" strokeweight=".5pt">
+              <v:line w14:anchorId="79AB64E1" id="Straight Connector 4" o:spid="_x0000_s1026" style="position:absolute;z-index:251661312;visibility:visible;mso-wrap-style:square;mso-width-percent:0;mso-wrap-distance-left:9pt;mso-wrap-distance-top:0;mso-wrap-distance-right:9pt;mso-wrap-distance-bottom:0;mso-position-horizontal:absolute;mso-position-horizontal-relative:text;mso-position-vertical:absolute;mso-position-vertical-relative:text;mso-width-percent:0;mso-width-relative:margin" from="150.6pt,15.35pt" to="319.8pt,15.35pt" o:gfxdata="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" strokecolor="black [3200]" strokeweight=".5pt">
                 <v:stroke joinstyle="miter"/>
               </v:line>
             </w:pict>
@@ -312,15 +315,6 @@
     </w:p>
     <w:p>
       <w:pPr>
-        <w:rPr>
-          <w:bCs/>
-          <w:sz w:val="26"/>
-          <w:szCs w:val="26"/>
-        </w:rPr>
-      </w:pPr>
-    </w:p>
-    <w:p>
-      <w:pPr>
         <w:jc w:val="center"/>
         <w:rPr>
           <w:bCs/>
@@ -346,8 +340,8 @@
           <w:szCs w:val="32"/>
         </w:rPr>
         <w:drawing>
-          <wp:inline distT="0" distB="0" distL="0" distR="0" wp14:anchorId="66455F6B" wp14:editId="0E6A8662">
-            <wp:extent cx="1319365" cy="1717115"/>
+          <wp:inline distT="0" distB="0" distL="0" distR="0" wp14:anchorId="66455F6B" wp14:editId="56596B11">
+            <wp:extent cx="1379220" cy="1795014"/>
             <wp:effectExtent l="0" t="0" r="0" b="0"/>
             <wp:docPr id="1651680598" name="Picture 3"/>
             <wp:cNvGraphicFramePr>
@@ -375,7 +369,7 @@
                   <pic:spPr>
                     <a:xfrm>
                       <a:off x="0" y="0"/>
-                      <a:ext cx="1319365" cy="1717115"/>
+                      <a:ext cx="1380462" cy="1796630"/>
                     </a:xfrm>
                     <a:prstGeom prst="rect">
                       <a:avLst/>
@@ -449,119 +443,27 @@
     </w:p>
     <w:p>
       <w:pPr>
-        <w:spacing w:after="0"/>
         <w:jc w:val="center"/>
         <w:rPr>
-          <w:rFonts w:eastAsia="Aptos"/>
-          <w:b/>
-          <w:kern w:val="2"/>
+          <w:b/>
+        </w:rPr>
+      </w:pPr>
+      <w:r>
+        <w:rPr>
+          <w:b/>
+        </w:rPr>
+        <w:t>XÂY DỰNG HỆ THỐNG GIÁM SÁT CÂY TRỒNG VÀ ĐIỀU KHIỂN TƯỚI SỬ DỤNG MÔ HÌNH MLP</w:t>
+      </w:r>
+    </w:p>
+    <w:p>
+      <w:pPr>
+        <w:jc w:val="center"/>
+        <w:rPr>
+          <w:b/>
           <w:sz w:val="32"/>
           <w:szCs w:val="32"/>
-          <w14:ligatures w14:val="standardContextual"/>
-        </w:rPr>
-      </w:pPr>
-      <w:r>
-        <w:rPr>
-          <w:b/>
-          <w:sz w:val="32"/>
-          <w:szCs w:val="32"/>
-        </w:rPr>
-        <w:t>Đề tài</w:t>
-      </w:r>
-      <w:r>
-        <w:rPr>
-          <w:b/>
-          <w:sz w:val="40"/>
-          <w:szCs w:val="40"/>
-        </w:rPr>
-        <w:t xml:space="preserve">: </w:t>
-      </w:r>
-      <w:r>
-        <w:rPr>
-          <w:rFonts w:eastAsia="Aptos"/>
-          <w:b/>
-          <w:kern w:val="2"/>
-          <w:sz w:val="32"/>
-          <w:szCs w:val="32"/>
-          <w14:ligatures w14:val="standardContextual"/>
-        </w:rPr>
-        <w:t>Vai trò chiến lược của VLSI trong hệ sinh thái</w:t>
-      </w:r>
-    </w:p>
-    <w:p>
-      <w:pPr>
-        <w:jc w:val="center"/>
-        <w:rPr>
-          <w:rFonts w:eastAsia="Aptos"/>
-          <w:b/>
-          <w:kern w:val="2"/>
-          <w:sz w:val="32"/>
-          <w:szCs w:val="32"/>
-          <w14:ligatures w14:val="standardContextual"/>
-        </w:rPr>
-      </w:pPr>
-      <w:r>
-        <w:rPr>
-          <w:rFonts w:eastAsia="Aptos"/>
-          <w:b/>
-          <w:kern w:val="2"/>
-          <w:sz w:val="32"/>
-          <w:szCs w:val="32"/>
-          <w14:ligatures w14:val="standardContextual"/>
-        </w:rPr>
-        <w:t>công nghiệp bán dẫn hiện đại</w:t>
-      </w:r>
-      <w:r>
-        <w:rPr>
-          <w:rFonts w:eastAsia="Aptos"/>
-          <w:b/>
-          <w:kern w:val="2"/>
-          <w:sz w:val="32"/>
-          <w:szCs w:val="32"/>
-          <w14:ligatures w14:val="standardContextual"/>
-        </w:rPr>
-        <w:t xml:space="preserve"> (</w:t>
-      </w:r>
-      <w:r>
-        <w:rPr>
-          <w:b/>
-          <w:bCs/>
-        </w:rPr>
-        <w:t>p</w:t>
-      </w:r>
-      <w:r>
-        <w:rPr>
-          <w:b/>
-          <w:bCs/>
-        </w:rPr>
-        <w:t xml:space="preserve">hân tích vì sao VLSI là “trái tim” </w:t>
-      </w:r>
-      <w:r>
-        <w:rPr>
-          <w:b/>
-          <w:bCs/>
-        </w:rPr>
-        <w:br/>
-      </w:r>
-      <w:r>
-        <w:rPr>
-          <w:b/>
-          <w:bCs/>
-        </w:rPr>
-        <w:t>của AI, 5G, IoT, HPC; liên hệ xu hướng công nghệ 3 nm – 1.4 nm.</w:t>
-      </w:r>
-      <w:r>
-        <w:rPr>
-          <w:rFonts w:eastAsia="Aptos"/>
-          <w:b/>
-          <w:bCs/>
-          <w:kern w:val="2"/>
-          <w:sz w:val="32"/>
-          <w:szCs w:val="32"/>
-          <w14:ligatures w14:val="standardContextual"/>
-        </w:rPr>
-        <w:t>)</w:t>
-      </w:r>
+        </w:rPr>
+      </w:pPr>
     </w:p>
     <w:p>
       <w:pPr>
@@ -576,7 +478,7 @@
     <w:tbl>
       <w:tblPr>
         <w:tblStyle w:val="TableGrid"/>
-        <w:tblW w:w="8074" w:type="dxa"/>
+        <w:tblW w:w="8334" w:type="dxa"/>
         <w:tblInd w:w="1016" w:type="dxa"/>
         <w:tblBorders>
           <w:top w:val="none" w:sz="0" w:space="0" w:color="auto"/>
@@ -589,51 +491,137 @@
         <w:tblLook w:val="04A0" w:firstRow="1" w:lastRow="0" w:firstColumn="1" w:lastColumn="0" w:noHBand="0" w:noVBand="1"/>
       </w:tblPr>
       <w:tblGrid>
-        <w:gridCol w:w="3543"/>
-        <w:gridCol w:w="4531"/>
+        <w:gridCol w:w="2103"/>
+        <w:gridCol w:w="3544"/>
+        <w:gridCol w:w="2687"/>
       </w:tblGrid>
       <w:tr>
         <w:tc>
           <w:tcPr>
-            <w:tcW w:w="3543" w:type="dxa"/>
+            <w:tcW w:w="2103" w:type="dxa"/>
           </w:tcPr>
           <w:p>
             <w:pPr>
               <w:rPr>
                 <w:b/>
-                <w:sz w:val="32"/>
-                <w:szCs w:val="32"/>
               </w:rPr>
             </w:pPr>
             <w:r>
               <w:rPr>
                 <w:b/>
-                <w:sz w:val="32"/>
-                <w:szCs w:val="32"/>
-              </w:rPr>
-              <w:t>Giảng viên:</w:t>
+              </w:rPr>
+              <w:t>Giảng viên</w:t>
+            </w:r>
+            <w:r>
+              <w:rPr>
+                <w:b/>
+              </w:rPr>
+              <w:t xml:space="preserve"> </w:t>
+            </w:r>
+          </w:p>
+          <w:p>
+            <w:pPr>
+              <w:rPr>
+                <w:b/>
+              </w:rPr>
+            </w:pPr>
+            <w:r>
+              <w:rPr>
+                <w:b/>
+              </w:rPr>
+              <w:t>hướng dẫn</w:t>
+            </w:r>
+            <w:r>
+              <w:rPr>
+                <w:b/>
+              </w:rPr>
+              <w:t>:</w:t>
             </w:r>
           </w:p>
         </w:tc>
         <w:tc>
           <w:tcPr>
-            <w:tcW w:w="4531" w:type="dxa"/>
+            <w:tcW w:w="3544" w:type="dxa"/>
           </w:tcPr>
           <w:p>
             <w:pPr>
               <w:rPr>
                 <w:b/>
-                <w:sz w:val="32"/>
-                <w:szCs w:val="32"/>
               </w:rPr>
             </w:pPr>
             <w:r>
               <w:rPr>
                 <w:b/>
-                <w:sz w:val="32"/>
-                <w:szCs w:val="32"/>
               </w:rPr>
               <w:t>ThS. Trần Thị Thanh Thuỷ</w:t>
+            </w:r>
+          </w:p>
+        </w:tc>
+        <w:tc>
+          <w:tcPr>
+            <w:tcW w:w="2687" w:type="dxa"/>
+          </w:tcPr>
+          <w:p>
+            <w:pPr>
+              <w:rPr>
+                <w:b/>
+              </w:rPr>
+            </w:pPr>
+          </w:p>
+        </w:tc>
+      </w:tr>
+      <w:tr>
+        <w:tc>
+          <w:tcPr>
+            <w:tcW w:w="2103" w:type="dxa"/>
+          </w:tcPr>
+          <w:p>
+            <w:pPr>
+              <w:rPr>
+                <w:bCs/>
+              </w:rPr>
+            </w:pPr>
+            <w:r>
+              <w:rPr>
+                <w:bCs/>
+              </w:rPr>
+              <w:t>Sinh viên:</w:t>
+            </w:r>
+          </w:p>
+        </w:tc>
+        <w:tc>
+          <w:tcPr>
+            <w:tcW w:w="3544" w:type="dxa"/>
+          </w:tcPr>
+          <w:p>
+            <w:pPr>
+              <w:rPr>
+                <w:bCs/>
+              </w:rPr>
+            </w:pPr>
+            <w:r>
+              <w:rPr>
+                <w:bCs/>
+              </w:rPr>
+              <w:t xml:space="preserve">Nguyễn Văn Quyến </w:t>
+            </w:r>
+          </w:p>
+        </w:tc>
+        <w:tc>
+          <w:tcPr>
+            <w:tcW w:w="2687" w:type="dxa"/>
+          </w:tcPr>
+          <w:p>
+            <w:pPr>
+              <w:rPr>
+                <w:bCs/>
+              </w:rPr>
+            </w:pPr>
+            <w:r>
+              <w:rPr>
+                <w:bCs/>
+              </w:rPr>
+              <w:t>–    B22DCDT257</w:t>
             </w:r>
           </w:p>
         </w:tc>
@@ -641,61 +629,49 @@
       <w:tr>
         <w:tc>
           <w:tcPr>
-            <w:tcW w:w="3543" w:type="dxa"/>
+            <w:tcW w:w="2103" w:type="dxa"/>
           </w:tcPr>
           <w:p>
             <w:pPr>
               <w:rPr>
                 <w:bCs/>
-                <w:sz w:val="32"/>
-                <w:szCs w:val="32"/>
+              </w:rPr>
+            </w:pPr>
+          </w:p>
+        </w:tc>
+        <w:tc>
+          <w:tcPr>
+            <w:tcW w:w="3544" w:type="dxa"/>
+          </w:tcPr>
+          <w:p>
+            <w:pPr>
+              <w:rPr>
+                <w:bCs/>
               </w:rPr>
             </w:pPr>
             <w:r>
               <w:rPr>
                 <w:bCs/>
-                <w:sz w:val="32"/>
-                <w:szCs w:val="32"/>
-              </w:rPr>
-              <w:t xml:space="preserve">Sinh </w:t>
-            </w:r>
-            <w:r>
-              <w:rPr>
-                <w:bCs/>
-                <w:sz w:val="32"/>
-                <w:szCs w:val="32"/>
-              </w:rPr>
-              <w:t>v</w:t>
-            </w:r>
-            <w:r>
-              <w:rPr>
-                <w:bCs/>
-                <w:sz w:val="32"/>
-                <w:szCs w:val="32"/>
-              </w:rPr>
-              <w:t>iên:</w:t>
+              </w:rPr>
+              <w:t xml:space="preserve">Nguyễn Trường Quân </w:t>
             </w:r>
           </w:p>
         </w:tc>
         <w:tc>
           <w:tcPr>
-            <w:tcW w:w="4531" w:type="dxa"/>
+            <w:tcW w:w="2687" w:type="dxa"/>
           </w:tcPr>
           <w:p>
             <w:pPr>
               <w:rPr>
                 <w:bCs/>
-                <w:sz w:val="32"/>
-                <w:szCs w:val="32"/>
               </w:rPr>
             </w:pPr>
             <w:r>
               <w:rPr>
                 <w:bCs/>
-                <w:sz w:val="32"/>
-                <w:szCs w:val="32"/>
-              </w:rPr>
-              <w:t>Nguyễn Văn Quyến</w:t>
+              </w:rPr>
+              <w:t>–    B22DCDT253</w:t>
             </w:r>
           </w:p>
         </w:tc>
@@ -703,45 +679,49 @@
       <w:tr>
         <w:tc>
           <w:tcPr>
-            <w:tcW w:w="3543" w:type="dxa"/>
+            <w:tcW w:w="2103" w:type="dxa"/>
           </w:tcPr>
           <w:p>
             <w:pPr>
               <w:rPr>
                 <w:bCs/>
-                <w:sz w:val="32"/>
-                <w:szCs w:val="32"/>
+              </w:rPr>
+            </w:pPr>
+          </w:p>
+        </w:tc>
+        <w:tc>
+          <w:tcPr>
+            <w:tcW w:w="3544" w:type="dxa"/>
+          </w:tcPr>
+          <w:p>
+            <w:pPr>
+              <w:rPr>
+                <w:bCs/>
               </w:rPr>
             </w:pPr>
             <w:r>
               <w:rPr>
                 <w:bCs/>
-                <w:sz w:val="32"/>
-                <w:szCs w:val="32"/>
-              </w:rPr>
-              <w:t>Mã sinh viên:</w:t>
+              </w:rPr>
+              <w:t xml:space="preserve">Vũ Tiến Quốc </w:t>
             </w:r>
           </w:p>
         </w:tc>
         <w:tc>
           <w:tcPr>
-            <w:tcW w:w="4531" w:type="dxa"/>
+            <w:tcW w:w="2687" w:type="dxa"/>
           </w:tcPr>
           <w:p>
             <w:pPr>
               <w:rPr>
                 <w:bCs/>
-                <w:sz w:val="32"/>
-                <w:szCs w:val="32"/>
               </w:rPr>
             </w:pPr>
             <w:r>
               <w:rPr>
                 <w:bCs/>
-                <w:sz w:val="32"/>
-                <w:szCs w:val="32"/>
-              </w:rPr>
-              <w:t>B22DCDT257</w:t>
+              </w:rPr>
+              <w:t>–    B22DCDT249</w:t>
             </w:r>
           </w:p>
         </w:tc>
@@ -749,21 +729,17 @@
       <w:tr>
         <w:tc>
           <w:tcPr>
-            <w:tcW w:w="3543" w:type="dxa"/>
+            <w:tcW w:w="2103" w:type="dxa"/>
           </w:tcPr>
           <w:p>
             <w:pPr>
               <w:rPr>
                 <w:bCs/>
-                <w:sz w:val="32"/>
-                <w:szCs w:val="32"/>
               </w:rPr>
             </w:pPr>
             <w:r>
               <w:rPr>
                 <w:bCs/>
-                <w:sz w:val="32"/>
-                <w:szCs w:val="32"/>
               </w:rPr>
               <w:t>Lớp:</w:t>
             </w:r>
@@ -771,107 +747,137 @@
         </w:tc>
         <w:tc>
           <w:tcPr>
-            <w:tcW w:w="4531" w:type="dxa"/>
+            <w:tcW w:w="3544" w:type="dxa"/>
           </w:tcPr>
           <w:p>
             <w:pPr>
               <w:rPr>
                 <w:bCs/>
-                <w:sz w:val="32"/>
-                <w:szCs w:val="32"/>
               </w:rPr>
             </w:pPr>
             <w:r>
               <w:rPr>
                 <w:bCs/>
-                <w:sz w:val="32"/>
-                <w:szCs w:val="32"/>
-              </w:rPr>
-              <w:t>D22</w:t>
+              </w:rPr>
+              <w:t>D22DTVM01</w:t>
             </w:r>
-            <w:r>
-              <w:rPr>
-                <w:bCs/>
-                <w:sz w:val="32"/>
-                <w:szCs w:val="32"/>
-              </w:rPr>
-              <w:t>DT</w:t>
-            </w:r>
-            <w:r>
-              <w:rPr>
-                <w:bCs/>
-                <w:sz w:val="32"/>
-                <w:szCs w:val="32"/>
-              </w:rPr>
-              <w:t>VM</w:t>
-            </w:r>
-            <w:r>
-              <w:rPr>
-                <w:bCs/>
-                <w:sz w:val="32"/>
-                <w:szCs w:val="32"/>
-              </w:rPr>
-              <w:t>0</w:t>
-            </w:r>
-            <w:r>
-              <w:rPr>
-                <w:bCs/>
-                <w:sz w:val="32"/>
-                <w:szCs w:val="32"/>
-              </w:rPr>
-              <w:t>1</w:t>
-            </w:r>
+          </w:p>
+        </w:tc>
+        <w:tc>
+          <w:tcPr>
+            <w:tcW w:w="2687" w:type="dxa"/>
+          </w:tcPr>
+          <w:p>
+            <w:pPr>
+              <w:rPr>
+                <w:bCs/>
+              </w:rPr>
+            </w:pPr>
           </w:p>
         </w:tc>
       </w:tr>
       <w:tr>
         <w:tc>
           <w:tcPr>
-            <w:tcW w:w="3543" w:type="dxa"/>
+            <w:tcW w:w="2103" w:type="dxa"/>
           </w:tcPr>
           <w:p>
             <w:pPr>
               <w:rPr>
                 <w:bCs/>
-                <w:sz w:val="32"/>
-                <w:szCs w:val="32"/>
               </w:rPr>
             </w:pPr>
             <w:r>
               <w:rPr>
                 <w:bCs/>
-                <w:sz w:val="32"/>
-                <w:szCs w:val="32"/>
-              </w:rPr>
-              <w:t xml:space="preserve">Nhóm môn học: </w:t>
+              </w:rPr>
+              <w:t>Nhóm học phần:</w:t>
             </w:r>
           </w:p>
         </w:tc>
         <w:tc>
           <w:tcPr>
-            <w:tcW w:w="4531" w:type="dxa"/>
+            <w:tcW w:w="3544" w:type="dxa"/>
           </w:tcPr>
           <w:p>
             <w:pPr>
               <w:rPr>
                 <w:bCs/>
-                <w:sz w:val="32"/>
-                <w:szCs w:val="32"/>
               </w:rPr>
             </w:pPr>
             <w:r>
               <w:rPr>
                 <w:bCs/>
-                <w:sz w:val="32"/>
-                <w:szCs w:val="32"/>
-              </w:rPr>
-              <w:t>02</w:t>
+              </w:rPr>
+              <w:t>01</w:t>
             </w:r>
+          </w:p>
+        </w:tc>
+        <w:tc>
+          <w:tcPr>
+            <w:tcW w:w="2687" w:type="dxa"/>
+          </w:tcPr>
+          <w:p>
+            <w:pPr>
+              <w:rPr>
+                <w:bCs/>
+              </w:rPr>
+            </w:pPr>
+          </w:p>
+        </w:tc>
+      </w:tr>
+      <w:tr>
+        <w:tc>
+          <w:tcPr>
+            <w:tcW w:w="2103" w:type="dxa"/>
+          </w:tcPr>
+          <w:p>
+            <w:pPr>
+              <w:rPr>
+                <w:bCs/>
+              </w:rPr>
+            </w:pPr>
+            <w:r>
+              <w:rPr>
+                <w:bCs/>
+              </w:rPr>
+              <w:t>Nhóm bài tập:</w:t>
+            </w:r>
+          </w:p>
+        </w:tc>
+        <w:tc>
+          <w:tcPr>
+            <w:tcW w:w="3544" w:type="dxa"/>
+          </w:tcPr>
+          <w:p>
+            <w:pPr>
+              <w:rPr>
+                <w:bCs/>
+              </w:rPr>
+            </w:pPr>
+            <w:r>
+              <w:rPr>
+                <w:bCs/>
+              </w:rPr>
+              <w:t>11</w:t>
+            </w:r>
+          </w:p>
+        </w:tc>
+        <w:tc>
+          <w:tcPr>
+            <w:tcW w:w="2687" w:type="dxa"/>
+          </w:tcPr>
+          <w:p>
+            <w:pPr>
+              <w:rPr>
+                <w:bCs/>
+              </w:rPr>
+            </w:pPr>
           </w:p>
         </w:tc>
       </w:tr>
     </w:tbl>
-    <w:bookmarkEnd w:id="1"/>
+    <w:bookmarkEnd w:id="0"/>
     <w:p>
       <w:pPr>
         <w:tabs>
@@ -894,44 +900,437 @@
     </w:p>
     <w:p>
       <w:pPr>
-        <w:tabs>
-          <w:tab w:val="left" w:pos="1246"/>
-        </w:tabs>
-        <w:rPr>
-          <w:bCs/>
-          <w:sz w:val="26"/>
-          <w:szCs w:val="26"/>
-        </w:rPr>
-      </w:pPr>
-    </w:p>
-    <w:p>
-      <w:pPr>
         <w:jc w:val="center"/>
         <w:rPr>
-          <w:bCs/>
+          <w:b/>
           <w:sz w:val="32"/>
           <w:szCs w:val="32"/>
         </w:rPr>
       </w:pPr>
       <w:r>
         <w:rPr>
-          <w:bCs/>
+          <w:b/>
           <w:sz w:val="32"/>
           <w:szCs w:val="32"/>
         </w:rPr>
         <w:t>HÀ NỘI - 2026</w:t>
       </w:r>
     </w:p>
-    <w:p>
-      <w:pPr>
-        <w:jc w:val="center"/>
-        <w:rPr>
+    <w:bookmarkEnd w:id="1"/>
+    <w:p>
+      <w:pPr>
+        <w:rPr>
+          <w:b/>
           <w:bCs/>
-          <w:szCs w:val="26"/>
-        </w:rPr>
-      </w:pPr>
-    </w:p>
-    <w:bookmarkEnd w:id="0"/>
+          <w:sz w:val="26"/>
+          <w:szCs w:val="26"/>
+        </w:rPr>
+      </w:pPr>
+      <w:r>
+        <w:rPr>
+          <w:b/>
+          <w:bCs/>
+          <w:sz w:val="26"/>
+          <w:szCs w:val="26"/>
+        </w:rPr>
+        <w:lastRenderedPageBreak/>
+        <w:t>Có thụt đầu dòng 1 tab, căn đều 2 bên, cỡ chữ 13, time newroman</w:t>
+      </w:r>
+    </w:p>
+    <w:p>
+      <w:pPr>
+        <w:rPr>
+          <w:b/>
+          <w:bCs/>
+          <w:sz w:val="26"/>
+          <w:szCs w:val="26"/>
+        </w:rPr>
+      </w:pPr>
+      <w:r>
+        <w:rPr>
+          <w:b/>
+          <w:bCs/>
+          <w:sz w:val="26"/>
+          <w:szCs w:val="26"/>
+        </w:rPr>
+        <w:t>1.1</w:t>
+      </w:r>
+    </w:p>
+    <w:p>
+      <w:pPr>
+        <w:rPr>
+          <w:b/>
+          <w:bCs/>
+          <w:sz w:val="26"/>
+          <w:szCs w:val="26"/>
+        </w:rPr>
+      </w:pPr>
+      <w:r>
+        <w:rPr>
+          <w:b/>
+          <w:bCs/>
+          <w:sz w:val="26"/>
+          <w:szCs w:val="26"/>
+        </w:rPr>
+        <w:t xml:space="preserve">    1.1.1</w:t>
+      </w:r>
+    </w:p>
+    <w:p>
+      <w:pPr>
+        <w:rPr>
+          <w:b/>
+          <w:bCs/>
+          <w:sz w:val="26"/>
+          <w:szCs w:val="26"/>
+        </w:rPr>
+      </w:pPr>
+      <w:r>
+        <w:rPr>
+          <w:b/>
+          <w:bCs/>
+          <w:sz w:val="26"/>
+          <w:szCs w:val="26"/>
+        </w:rPr>
+        <w:t xml:space="preserve">           1.1.1.1</w:t>
+      </w:r>
+    </w:p>
+    <w:p>
+      <w:pPr>
+        <w:rPr>
+          <w:b/>
+          <w:bCs/>
+          <w:sz w:val="26"/>
+          <w:szCs w:val="26"/>
+        </w:rPr>
+      </w:pPr>
+      <w:r>
+        <w:rPr>
+          <w:b/>
+          <w:bCs/>
+          <w:sz w:val="26"/>
+          <w:szCs w:val="26"/>
+        </w:rPr>
+        <w:t>Có bảng thì tên bảng bên trên, có hình thì tên hình bên dưới</w:t>
+      </w:r>
+    </w:p>
+    <w:p>
+      <w:pPr>
+        <w:rPr>
+          <w:b/>
+          <w:bCs/>
+          <w:sz w:val="26"/>
+          <w:szCs w:val="26"/>
+        </w:rPr>
+      </w:pPr>
+    </w:p>
+    <w:p>
+      <w:pPr>
+        <w:rPr>
+          <w:b/>
+          <w:bCs/>
+          <w:sz w:val="26"/>
+          <w:szCs w:val="26"/>
+        </w:rPr>
+      </w:pPr>
+    </w:p>
+    <w:p>
+      <w:pPr>
+        <w:rPr>
+          <w:b/>
+          <w:bCs/>
+          <w:sz w:val="26"/>
+          <w:szCs w:val="26"/>
+        </w:rPr>
+      </w:pPr>
+    </w:p>
+    <w:p>
+      <w:pPr>
+        <w:rPr>
+          <w:b/>
+          <w:bCs/>
+          <w:sz w:val="26"/>
+          <w:szCs w:val="26"/>
+        </w:rPr>
+      </w:pPr>
+      <w:r>
+        <w:rPr>
+          <w:b/>
+          <w:bCs/>
+          <w:sz w:val="26"/>
+          <w:szCs w:val="26"/>
+        </w:rPr>
+        <w:t>Chương 1: CƠ SỞ LÝ THUYẾT VÀ TỔNG QUAN VỀ HỆ THỐNG GIÁM SÁT, TƯỚI CÂY THÔNG MINH </w:t>
+      </w:r>
+    </w:p>
+    <w:p>
+      <w:pPr>
+        <w:rPr>
+          <w:sz w:val="26"/>
+          <w:szCs w:val="26"/>
+        </w:rPr>
+      </w:pPr>
+      <w:r>
+        <w:rPr>
+          <w:sz w:val="26"/>
+          <w:szCs w:val="26"/>
+        </w:rPr>
+        <w:t>1.1. Tổng quan về IoT và mạng cảm biến trong nông nghiệp </w:t>
+      </w:r>
+    </w:p>
+    <w:p>
+      <w:pPr>
+        <w:rPr>
+          <w:sz w:val="26"/>
+          <w:szCs w:val="26"/>
+        </w:rPr>
+      </w:pPr>
+      <w:r>
+        <w:rPr>
+          <w:sz w:val="26"/>
+          <w:szCs w:val="26"/>
+        </w:rPr>
+        <w:t>1.2. Mạng nơ-ron nhân tạo và mô hình MLP trong bài toán phân loại tưới </w:t>
+      </w:r>
+    </w:p>
+    <w:p>
+      <w:pPr>
+        <w:rPr>
+          <w:sz w:val="26"/>
+          <w:szCs w:val="26"/>
+        </w:rPr>
+      </w:pPr>
+      <w:r>
+        <w:rPr>
+          <w:sz w:val="26"/>
+          <w:szCs w:val="26"/>
+        </w:rPr>
+        <w:t>1.3. Tổng quan về vi điều khiển ESP32 và STM32 trong hệ thống IoT </w:t>
+      </w:r>
+    </w:p>
+    <w:p>
+      <w:pPr>
+        <w:rPr>
+          <w:sz w:val="26"/>
+          <w:szCs w:val="26"/>
+        </w:rPr>
+      </w:pPr>
+      <w:r>
+        <w:rPr>
+          <w:sz w:val="26"/>
+          <w:szCs w:val="26"/>
+        </w:rPr>
+        <w:t>1.4. Giới thiệu các cảm biến, thiết bị sử dụng trong hệ thống </w:t>
+      </w:r>
+    </w:p>
+    <w:p>
+      <w:pPr>
+        <w:rPr>
+          <w:sz w:val="26"/>
+          <w:szCs w:val="26"/>
+        </w:rPr>
+      </w:pPr>
+      <w:r>
+        <w:rPr>
+          <w:sz w:val="26"/>
+          <w:szCs w:val="26"/>
+        </w:rPr>
+        <w:t>1.5. Giao thức truyền thông MQTT và nền tảng ThingsBoard </w:t>
+      </w:r>
+    </w:p>
+    <w:p>
+      <w:pPr>
+        <w:rPr>
+          <w:b/>
+          <w:bCs/>
+          <w:sz w:val="26"/>
+          <w:szCs w:val="26"/>
+        </w:rPr>
+      </w:pPr>
+      <w:r>
+        <w:rPr>
+          <w:b/>
+          <w:bCs/>
+          <w:sz w:val="26"/>
+          <w:szCs w:val="26"/>
+        </w:rPr>
+        <w:t>Chương 2: THIẾT KẾ VÀ XÂY DỰNG HỆ THỐNG GIÁM SÁT VÀ TƯỚI CÂY THÔNG MINH </w:t>
+      </w:r>
+    </w:p>
+    <w:p>
+      <w:pPr>
+        <w:rPr>
+          <w:sz w:val="26"/>
+          <w:szCs w:val="26"/>
+        </w:rPr>
+      </w:pPr>
+      <w:r>
+        <w:rPr>
+          <w:sz w:val="26"/>
+          <w:szCs w:val="26"/>
+        </w:rPr>
+        <w:t>2.1. Kiến trúc tổng thể hệ thống IoT và AI </w:t>
+      </w:r>
+    </w:p>
+    <w:p>
+      <w:pPr>
+        <w:rPr>
+          <w:sz w:val="26"/>
+          <w:szCs w:val="26"/>
+        </w:rPr>
+      </w:pPr>
+      <w:r>
+        <w:rPr>
+          <w:sz w:val="26"/>
+          <w:szCs w:val="26"/>
+        </w:rPr>
+        <w:t>2.2. Thiết kế phần của cứng hệ thống </w:t>
+      </w:r>
+    </w:p>
+    <w:p>
+      <w:pPr>
+        <w:rPr>
+          <w:sz w:val="26"/>
+          <w:szCs w:val="26"/>
+        </w:rPr>
+      </w:pPr>
+      <w:r>
+        <w:rPr>
+          <w:sz w:val="26"/>
+          <w:szCs w:val="26"/>
+        </w:rPr>
+        <w:t>2.3. Thu thập, tiền xử lý và chuẩn hóa dữ liệu cảm biến </w:t>
+      </w:r>
+    </w:p>
+    <w:p>
+      <w:pPr>
+        <w:rPr>
+          <w:sz w:val="26"/>
+          <w:szCs w:val="26"/>
+        </w:rPr>
+      </w:pPr>
+      <w:r>
+        <w:rPr>
+          <w:sz w:val="26"/>
+          <w:szCs w:val="26"/>
+        </w:rPr>
+        <w:t>2.4. Xây dựng mô hình MLP cho bài toán phân loại quyết định tưới </w:t>
+      </w:r>
+    </w:p>
+    <w:p>
+      <w:pPr>
+        <w:rPr>
+          <w:sz w:val="26"/>
+          <w:szCs w:val="26"/>
+        </w:rPr>
+      </w:pPr>
+      <w:r>
+        <w:rPr>
+          <w:sz w:val="26"/>
+          <w:szCs w:val="26"/>
+        </w:rPr>
+        <w:t>2.5. Tích hợp mô hình MLP và kết nối hệ thống với nền tảng ThingsBoard </w:t>
+      </w:r>
+    </w:p>
+    <w:p>
+      <w:pPr>
+        <w:rPr>
+          <w:b/>
+          <w:bCs/>
+          <w:sz w:val="26"/>
+          <w:szCs w:val="26"/>
+        </w:rPr>
+      </w:pPr>
+      <w:r>
+        <w:rPr>
+          <w:b/>
+          <w:bCs/>
+          <w:sz w:val="26"/>
+          <w:szCs w:val="26"/>
+        </w:rPr>
+        <w:t>Chương 3: TÍCH HỢP, THỬ NGHIỆM VÀ ĐÁNH GIÁ HỆ THỐNG </w:t>
+      </w:r>
+    </w:p>
+    <w:p>
+      <w:pPr>
+        <w:rPr>
+          <w:sz w:val="26"/>
+          <w:szCs w:val="26"/>
+        </w:rPr>
+      </w:pPr>
+      <w:r>
+        <w:rPr>
+          <w:sz w:val="26"/>
+          <w:szCs w:val="26"/>
+        </w:rPr>
+        <w:t>3.1. Tích hợp phần cứng và phần mềm hệ thống </w:t>
+      </w:r>
+    </w:p>
+    <w:p>
+      <w:pPr>
+        <w:rPr>
+          <w:sz w:val="26"/>
+          <w:szCs w:val="26"/>
+        </w:rPr>
+      </w:pPr>
+      <w:r>
+        <w:rPr>
+          <w:sz w:val="26"/>
+          <w:szCs w:val="26"/>
+        </w:rPr>
+        <w:t>3.2. Hiển thị dữ liệu và điều khiển hệ thống trên ThingsBoard </w:t>
+      </w:r>
+    </w:p>
+    <w:p>
+      <w:pPr>
+        <w:rPr>
+          <w:sz w:val="26"/>
+          <w:szCs w:val="26"/>
+        </w:rPr>
+      </w:pPr>
+      <w:r>
+        <w:rPr>
+          <w:sz w:val="26"/>
+          <w:szCs w:val="26"/>
+        </w:rPr>
+        <w:t>3.3. Thử nghiệm hệ thống theo các kịch bản thực tế </w:t>
+      </w:r>
+    </w:p>
+    <w:p>
+      <w:pPr>
+        <w:rPr>
+          <w:sz w:val="26"/>
+          <w:szCs w:val="26"/>
+        </w:rPr>
+      </w:pPr>
+      <w:r>
+        <w:rPr>
+          <w:sz w:val="26"/>
+          <w:szCs w:val="26"/>
+        </w:rPr>
+        <w:t>3.4. Đánh giá hiệu quả mô hình MLP và hiệu năng hệ thống </w:t>
+      </w:r>
+    </w:p>
+    <w:p>
+      <w:pPr>
+        <w:rPr>
+          <w:sz w:val="26"/>
+          <w:szCs w:val="26"/>
+        </w:rPr>
+      </w:pPr>
+      <w:r>
+        <w:rPr>
+          <w:sz w:val="26"/>
+          <w:szCs w:val="26"/>
+        </w:rPr>
+        <w:lastRenderedPageBreak/>
+        <w:t>3.5. Kết luận và hướng phát triển </w:t>
+      </w:r>
+    </w:p>
+    <w:p>
+      <w:r>
+        <w:t> </w:t>
+      </w:r>
+    </w:p>
     <w:p/>
     <w:sectPr>
       <w:pgSz w:w="12240" w:h="15840"/>
@@ -1386,7 +1785,6 @@
     <w:next w:val="Normal"/>
     <w:link w:val="Heading2Char"/>
     <w:uiPriority w:val="9"/>
-    <w:semiHidden/>
     <w:unhideWhenUsed/>
     <w:qFormat/>
     <w:rsid w:val="009C3414"/>
@@ -1412,7 +1810,6 @@
     <w:next w:val="Normal"/>
     <w:link w:val="Heading3Char"/>
     <w:uiPriority w:val="9"/>
-    <w:semiHidden/>
     <w:unhideWhenUsed/>
     <w:qFormat/>
     <w:rsid w:val="009C3414"/>
@@ -1637,7 +2034,6 @@
     <w:basedOn w:val="DefaultParagraphFont"/>
     <w:link w:val="Heading2"/>
     <w:uiPriority w:val="9"/>
-    <w:semiHidden/>
     <w:rsid w:val="009C3414"/>
     <w:rPr>
       <w:rFonts w:asciiTheme="majorHAnsi" w:eastAsiaTheme="majorEastAsia" w:hAnsiTheme="majorHAnsi" w:cstheme="majorBidi"/>
@@ -1651,7 +2047,6 @@
     <w:basedOn w:val="DefaultParagraphFont"/>
     <w:link w:val="Heading3"/>
     <w:uiPriority w:val="9"/>
-    <w:semiHidden/>
     <w:rsid w:val="009C3414"/>
     <w:rPr>
       <w:rFonts w:eastAsiaTheme="majorEastAsia" w:cstheme="majorBidi"/>
@@ -1960,6 +2355,32 @@
         <w:insideV w:val="single" w:sz="4" w:space="0" w:color="auto"/>
       </w:tblBorders>
     </w:tblPr>
+  </w:style>
+  <w:style w:type="paragraph" w:styleId="Date">
+    <w:name w:val="Date"/>
+    <w:basedOn w:val="Normal"/>
+    <w:next w:val="Normal"/>
+    <w:link w:val="DateChar"/>
+    <w:uiPriority w:val="99"/>
+    <w:semiHidden/>
+    <w:unhideWhenUsed/>
+    <w:rsid w:val="000248CB"/>
+  </w:style>
+  <w:style w:type="character" w:customStyle="1" w:styleId="DateChar">
+    <w:name w:val="Date Char"/>
+    <w:basedOn w:val="DefaultParagraphFont"/>
+    <w:link w:val="Date"/>
+    <w:uiPriority w:val="99"/>
+    <w:semiHidden/>
+    <w:rsid w:val="000248CB"/>
+    <w:rPr>
+      <w:rFonts w:ascii="Times New Roman" w:eastAsia="Times New Roman" w:hAnsi="Times New Roman" w:cs="Times New Roman"/>
+      <w:kern w:val="0"/>
+      <w:sz w:val="28"/>
+      <w:szCs w:val="28"/>
+      <w:lang w:eastAsia="en-US"/>
+      <w14:ligatures w14:val="none"/>
+    </w:rPr>
   </w:style>
 </w:styles>
 </file>
